--- a/curriculo.docx
+++ b/curriculo.docx
@@ -218,17 +218,6 @@
         </w:rPr>
         <w:t>Estágio</w:t>
       </w:r>
-      <w:r>
-        <w:rPr>
-          <w:rFonts w:ascii="Arial" w:hAnsi="Arial" w:cs="Arial"/>
-          <w:b/>
-          <w:bCs/>
-          <w:color w:val="333333"/>
-          <w:shd w:val="clear" w:color="auto" w:fill="FFFFFF"/>
-          <w:lang w:val="pt-PT"/>
-        </w:rPr>
-        <w:t>, Desenvolvedor Front End</w:t>
-      </w:r>
     </w:p>
     <w:p>
       <w:pPr>
@@ -252,6 +241,49 @@
     </w:p>
     <w:p>
       <w:pPr>
+        <w:spacing w:after="0"/>
+        <w:rPr>
+          <w:rFonts w:ascii="Arial" w:hAnsi="Arial" w:cs="Arial"/>
+          <w:b/>
+          <w:sz w:val="28"/>
+          <w:szCs w:val="28"/>
+        </w:rPr>
+      </w:pPr>
+      <w:r>
+        <w:rPr>
+          <w:rFonts w:ascii="Arial" w:hAnsi="Arial" w:cs="Arial"/>
+          <w:b/>
+          <w:sz w:val="28"/>
+          <w:szCs w:val="28"/>
+        </w:rPr>
+        <w:tab/>
+      </w:r>
+      <w:proofErr w:type="gramStart"/>
+      <w:r>
+        <w:rPr>
+          <w:rFonts w:ascii="Arial" w:hAnsi="Arial" w:cs="Arial"/>
+          <w:b/>
+        </w:rPr>
+        <w:t>BOOTCAMP</w:t>
+      </w:r>
+      <w:r>
+        <w:rPr>
+          <w:rFonts w:ascii="Arial" w:hAnsi="Arial" w:cs="Arial"/>
+          <w:b/>
+        </w:rPr>
+        <w:t xml:space="preserve"> :</w:t>
+      </w:r>
+      <w:proofErr w:type="gramEnd"/>
+      <w:r>
+        <w:rPr>
+          <w:rFonts w:ascii="Arial" w:hAnsi="Arial" w:cs="Arial"/>
+          <w:b/>
+        </w:rPr>
+        <w:t xml:space="preserve"> Santander 2025 (Ciência de Dados com Python)</w:t>
+      </w:r>
+    </w:p>
+    <w:p>
+      <w:pPr>
         <w:pStyle w:val="PargrafodaLista"/>
         <w:spacing w:after="0" w:line="240" w:lineRule="auto"/>
         <w:rPr>
@@ -291,14 +323,12 @@
         </w:rPr>
         <w:t xml:space="preserve"> HTML, CSS, </w:t>
       </w:r>
-      <w:proofErr w:type="spellStart"/>
-      <w:r>
-        <w:rPr>
-          <w:rFonts w:ascii="Arial" w:hAnsi="Arial" w:cs="Arial"/>
-        </w:rPr>
-        <w:t>JavaScript</w:t>
-      </w:r>
-      <w:proofErr w:type="spellEnd"/>
+      <w:r>
+        <w:rPr>
+          <w:rFonts w:ascii="Arial" w:hAnsi="Arial" w:cs="Arial"/>
+        </w:rPr>
+        <w:t>Javascript</w:t>
+      </w:r>
       <w:r>
         <w:rPr>
           <w:rFonts w:ascii="Arial" w:hAnsi="Arial" w:cs="Arial"/>
@@ -341,86 +371,13 @@
         <w:ind w:left="720"/>
         <w:rPr>
           <w:rFonts w:ascii="Arial" w:hAnsi="Arial" w:cs="Arial"/>
-          <w:b/>
-          <w:bCs/>
-        </w:rPr>
-      </w:pPr>
-      <w:r>
-        <w:rPr>
-          <w:rFonts w:ascii="Arial" w:hAnsi="Arial" w:cs="Arial"/>
-          <w:b/>
-          <w:bCs/>
-        </w:rPr>
-        <w:t>Frameworks e Ferramentas:</w:t>
-      </w:r>
-      <w:r>
-        <w:rPr>
-          <w:rFonts w:ascii="Arial" w:hAnsi="Arial" w:cs="Arial"/>
-        </w:rPr>
-        <w:t xml:space="preserve"> (</w:t>
-      </w:r>
-      <w:r>
-        <w:rPr>
-          <w:rFonts w:ascii="Arial" w:hAnsi="Arial" w:cs="Arial"/>
-        </w:rPr>
-        <w:t xml:space="preserve">React.js, APIs REST, </w:t>
-      </w:r>
-      <w:proofErr w:type="spellStart"/>
-      <w:r>
-        <w:rPr>
-          <w:rFonts w:ascii="Arial" w:hAnsi="Arial" w:cs="Arial"/>
-        </w:rPr>
-        <w:t>Git</w:t>
-      </w:r>
-      <w:proofErr w:type="spellEnd"/>
-      <w:r>
-        <w:rPr>
-          <w:rFonts w:ascii="Arial" w:hAnsi="Arial" w:cs="Arial"/>
-        </w:rPr>
-        <w:t xml:space="preserve"> e versionamento de código, conceitos de UX/UI.</w:t>
-      </w:r>
-      <w:r>
-        <w:rPr>
-          <w:rFonts w:ascii="Arial" w:hAnsi="Arial" w:cs="Arial"/>
-        </w:rPr>
-        <w:t>)</w:t>
-      </w:r>
-      <w:r>
-        <w:rPr>
-          <w:rFonts w:ascii="Arial" w:hAnsi="Arial" w:cs="Arial"/>
-        </w:rPr>
-        <w:t xml:space="preserve"> – </w:t>
-      </w:r>
-      <w:r>
-        <w:rPr>
-          <w:rFonts w:ascii="Arial" w:hAnsi="Arial" w:cs="Arial"/>
-          <w:b/>
-          <w:bCs/>
-        </w:rPr>
-        <w:t>Estudando</w:t>
-      </w:r>
-    </w:p>
-    <w:p>
-      <w:pPr>
-        <w:spacing w:after="0" w:line="240" w:lineRule="auto"/>
-        <w:ind w:left="720"/>
-        <w:rPr>
-          <w:rFonts w:ascii="Arial" w:hAnsi="Arial" w:cs="Arial"/>
-        </w:rPr>
-      </w:pPr>
-      <w:proofErr w:type="spellStart"/>
-      <w:r>
-        <w:rPr>
-          <w:rFonts w:ascii="Arial" w:hAnsi="Arial" w:cs="Arial"/>
-        </w:rPr>
-        <w:t>Bootstrap</w:t>
-      </w:r>
-      <w:proofErr w:type="spellEnd"/>
-      <w:r>
-        <w:rPr>
-          <w:rFonts w:ascii="Arial" w:hAnsi="Arial" w:cs="Arial"/>
-        </w:rPr>
-        <w:t>, GitHub</w:t>
+        </w:rPr>
+      </w:pPr>
+      <w:r>
+        <w:rPr>
+          <w:rFonts w:ascii="Arial" w:hAnsi="Arial" w:cs="Arial"/>
+        </w:rPr>
+        <w:t>Bootstrap, GitHub</w:t>
       </w:r>
     </w:p>
     <w:p>
@@ -652,7 +609,31 @@
           <w:rFonts w:ascii="Arial" w:hAnsi="Arial" w:cs="Arial"/>
         </w:rPr>
         <w:br/>
-        <w:t xml:space="preserve"> 01/2023 – 12/2025 (Cursando – 4º período)</w:t>
+        <w:t xml:space="preserve"> 01/2023 – </w:t>
+      </w:r>
+      <w:r>
+        <w:rPr>
+          <w:rFonts w:ascii="Arial" w:hAnsi="Arial" w:cs="Arial"/>
+        </w:rPr>
+        <w:t>06</w:t>
+      </w:r>
+      <w:r>
+        <w:rPr>
+          <w:rFonts w:ascii="Arial" w:hAnsi="Arial" w:cs="Arial"/>
+        </w:rPr>
+        <w:t>/202</w:t>
+      </w:r>
+      <w:r>
+        <w:rPr>
+          <w:rFonts w:ascii="Arial" w:hAnsi="Arial" w:cs="Arial"/>
+        </w:rPr>
+        <w:t>6</w:t>
+      </w:r>
+      <w:r>
+        <w:rPr>
+          <w:rFonts w:ascii="Arial" w:hAnsi="Arial" w:cs="Arial"/>
+        </w:rPr>
+        <w:t xml:space="preserve"> (Cursando – 4º período)</w:t>
       </w:r>
     </w:p>
     <w:p>
@@ -800,7 +781,19 @@
         <w:rPr>
           <w:rFonts w:ascii="Arial" w:hAnsi="Arial" w:cs="Arial"/>
         </w:rPr>
-        <w:t xml:space="preserve"> – Aracaju, SE</w:t>
+        <w:t xml:space="preserve"> – </w:t>
+      </w:r>
+      <w:r>
+        <w:rPr>
+          <w:rFonts w:ascii="Arial" w:hAnsi="Arial" w:cs="Arial"/>
+        </w:rPr>
+        <w:t>Estância</w:t>
+      </w:r>
+      <w:r>
+        <w:rPr>
+          <w:rFonts w:ascii="Arial" w:hAnsi="Arial" w:cs="Arial"/>
+        </w:rPr>
+        <w:t>, SE</w:t>
       </w:r>
       <w:r>
         <w:rPr>
@@ -1982,6 +1975,7 @@
   <w:style w:type="character" w:default="1" w:styleId="Fontepargpadro">
     <w:name w:val="Default Paragraph Font"/>
     <w:uiPriority w:val="1"/>
+    <w:semiHidden/>
     <w:unhideWhenUsed/>
   </w:style>
   <w:style w:type="table" w:default="1" w:styleId="Tabelanormal">
